--- a/docx/solutions-ws3.docx
+++ b/docx/solutions-ws3.docx
@@ -5666,7 +5666,7 @@
                 <w:sz w:val="22"/>
                 <w:rtl/>
               </w:rPr>
-              <w:t xml:space="preserve">«ممتاز ✅»</w:t>
+              <w:t xml:space="preserve">«ممتاز ✔»</w:t>
             </w:r>
           </w:p>
         </w:tc>

--- a/docx/solutions-ws3.docx
+++ b/docx/solutions-ws3.docx
@@ -429,6 +429,15 @@
         <w:tblStyle w:val="Table"/>
         <w:tblW w:type="auto" w:w="0"/>
         <w:tblLook w:firstRow="1" w:lastRow="0" w:firstColumn="0" w:lastColumn="0" w:noHBand="0" w:noVBand="0" w:val="0020"/>
+        <w:jc w:val="center"/>
+        <w:tblBorders>
+          <w:top w:val="single" w:sz="4" w:color="C9D3DE"/>
+          <w:left w:val="single" w:sz="4" w:color="C9D3DE"/>
+          <w:bottom w:val="single" w:sz="4" w:color="C9D3DE"/>
+          <w:right w:val="single" w:sz="4" w:color="C9D3DE"/>
+          <w:insideH w:val="single" w:sz="4" w:color="C9D3DE"/>
+          <w:insideV w:val="single" w:sz="4" w:color="C9D3DE"/>
+        </w:tblBorders>
         <w:bidiVisual/>
       </w:tblPr>
       <w:tblGrid>
@@ -443,14 +452,18 @@
           <w:tblHeader w:val="on"/>
         </w:trPr>
         <w:tc>
-          <w:tcPr/>
-          <w:p>
-            <w:pPr>
-              <w:pStyle w:val="Compact"/>
-              <w:bidi/>
-            </w:pPr>
-            <w:r>
-              <w:rPr>
+          <w:tcPr>
+            <w:shd w:val="clear" w:color="auto" w:fill="1E3A5F"/>
+          </w:tcPr>
+          <w:p>
+            <w:pPr>
+              <w:pStyle w:val="Compact"/>
+              <w:bidi/>
+            </w:pPr>
+            <w:r>
+              <w:rPr>
+                <w:b/>
+                <w:color w:val="FFFFFF"/>
                 <w:sz w:val="22"/>
                 <w:rtl/>
               </w:rPr>
@@ -459,14 +472,18 @@
           </w:p>
         </w:tc>
         <w:tc>
-          <w:tcPr/>
-          <w:p>
-            <w:pPr>
-              <w:pStyle w:val="Compact"/>
-              <w:bidi/>
-            </w:pPr>
-            <w:r>
-              <w:rPr>
+          <w:tcPr>
+            <w:shd w:val="clear" w:color="auto" w:fill="1E3A5F"/>
+          </w:tcPr>
+          <w:p>
+            <w:pPr>
+              <w:pStyle w:val="Compact"/>
+              <w:bidi/>
+            </w:pPr>
+            <w:r>
+              <w:rPr>
+                <w:b/>
+                <w:color w:val="FFFFFF"/>
                 <w:sz w:val="22"/>
                 <w:rtl/>
               </w:rPr>
@@ -475,14 +492,18 @@
           </w:p>
         </w:tc>
         <w:tc>
-          <w:tcPr/>
-          <w:p>
-            <w:pPr>
-              <w:pStyle w:val="Compact"/>
-              <w:bidi/>
-            </w:pPr>
-            <w:r>
-              <w:rPr>
+          <w:tcPr>
+            <w:shd w:val="clear" w:color="auto" w:fill="1E3A5F"/>
+          </w:tcPr>
+          <w:p>
+            <w:pPr>
+              <w:pStyle w:val="Compact"/>
+              <w:bidi/>
+            </w:pPr>
+            <w:r>
+              <w:rPr>
+                <w:b/>
+                <w:color w:val="FFFFFF"/>
                 <w:sz w:val="22"/>
                 <w:rtl/>
               </w:rPr>
@@ -491,14 +512,18 @@
           </w:p>
         </w:tc>
         <w:tc>
-          <w:tcPr/>
-          <w:p>
-            <w:pPr>
-              <w:pStyle w:val="Compact"/>
-              <w:bidi/>
-            </w:pPr>
-            <w:r>
-              <w:rPr>
+          <w:tcPr>
+            <w:shd w:val="clear" w:color="auto" w:fill="1E3A5F"/>
+          </w:tcPr>
+          <w:p>
+            <w:pPr>
+              <w:pStyle w:val="Compact"/>
+              <w:bidi/>
+            </w:pPr>
+            <w:r>
+              <w:rPr>
+                <w:b/>
+                <w:color w:val="FFFFFF"/>
                 <w:sz w:val="22"/>
                 <w:rtl/>
               </w:rPr>
@@ -507,14 +532,18 @@
           </w:p>
         </w:tc>
         <w:tc>
-          <w:tcPr/>
-          <w:p>
-            <w:pPr>
-              <w:pStyle w:val="Compact"/>
-              <w:bidi/>
-            </w:pPr>
-            <w:r>
-              <w:rPr>
+          <w:tcPr>
+            <w:shd w:val="clear" w:color="auto" w:fill="1E3A5F"/>
+          </w:tcPr>
+          <w:p>
+            <w:pPr>
+              <w:pStyle w:val="Compact"/>
+              <w:bidi/>
+            </w:pPr>
+            <w:r>
+              <w:rPr>
+                <w:b/>
+                <w:color w:val="FFFFFF"/>
                 <w:sz w:val="22"/>
                 <w:rtl/>
               </w:rPr>
@@ -607,7 +636,9 @@
       </w:tr>
       <w:tr>
         <w:tc>
-          <w:tcPr/>
+          <w:tcPr>
+            <w:shd w:val="clear" w:color="auto" w:fill="FAFCFE"/>
+          </w:tcPr>
           <w:p>
             <w:pPr>
               <w:pStyle w:val="Compact"/>
@@ -623,7 +654,9 @@
           </w:p>
         </w:tc>
         <w:tc>
-          <w:tcPr/>
+          <w:tcPr>
+            <w:shd w:val="clear" w:color="auto" w:fill="FAFCFE"/>
+          </w:tcPr>
           <w:p>
             <w:pPr>
               <w:pStyle w:val="Compact"/>
@@ -639,7 +672,9 @@
           </w:p>
         </w:tc>
         <w:tc>
-          <w:tcPr/>
+          <w:tcPr>
+            <w:shd w:val="clear" w:color="auto" w:fill="FAFCFE"/>
+          </w:tcPr>
           <w:p>
             <w:pPr>
               <w:pStyle w:val="Compact"/>
@@ -655,7 +690,9 @@
           </w:p>
         </w:tc>
         <w:tc>
-          <w:tcPr/>
+          <w:tcPr>
+            <w:shd w:val="clear" w:color="auto" w:fill="FAFCFE"/>
+          </w:tcPr>
           <w:p>
             <w:pPr>
               <w:pStyle w:val="Compact"/>
@@ -686,7 +723,9 @@
           </w:p>
         </w:tc>
         <w:tc>
-          <w:tcPr/>
+          <w:tcPr>
+            <w:shd w:val="clear" w:color="auto" w:fill="FAFCFE"/>
+          </w:tcPr>
           <w:p>
             <w:pPr>
               <w:pStyle w:val="Compact"/>
@@ -801,7 +840,9 @@
       </w:tr>
       <w:tr>
         <w:tc>
-          <w:tcPr/>
+          <w:tcPr>
+            <w:shd w:val="clear" w:color="auto" w:fill="FAFCFE"/>
+          </w:tcPr>
           <w:p>
             <w:pPr>
               <w:pStyle w:val="Compact"/>
@@ -817,7 +858,9 @@
           </w:p>
         </w:tc>
         <w:tc>
-          <w:tcPr/>
+          <w:tcPr>
+            <w:shd w:val="clear" w:color="auto" w:fill="FAFCFE"/>
+          </w:tcPr>
           <w:p>
             <w:pPr>
               <w:pStyle w:val="Compact"/>
@@ -833,7 +876,9 @@
           </w:p>
         </w:tc>
         <w:tc>
-          <w:tcPr/>
+          <w:tcPr>
+            <w:shd w:val="clear" w:color="auto" w:fill="FAFCFE"/>
+          </w:tcPr>
           <w:p>
             <w:pPr>
               <w:pStyle w:val="Compact"/>
@@ -849,7 +894,9 @@
           </w:p>
         </w:tc>
         <w:tc>
-          <w:tcPr/>
+          <w:tcPr>
+            <w:shd w:val="clear" w:color="auto" w:fill="FAFCFE"/>
+          </w:tcPr>
           <w:p>
             <w:pPr>
               <w:pStyle w:val="Compact"/>
@@ -894,7 +941,9 @@
           </w:p>
         </w:tc>
         <w:tc>
-          <w:tcPr/>
+          <w:tcPr>
+            <w:shd w:val="clear" w:color="auto" w:fill="FAFCFE"/>
+          </w:tcPr>
           <w:p>
             <w:pPr>
               <w:pStyle w:val="Compact"/>
@@ -994,7 +1043,9 @@
       </w:tr>
       <w:tr>
         <w:tc>
-          <w:tcPr/>
+          <w:tcPr>
+            <w:shd w:val="clear" w:color="auto" w:fill="FAFCFE"/>
+          </w:tcPr>
           <w:p>
             <w:pPr>
               <w:pStyle w:val="Compact"/>
@@ -1010,7 +1061,9 @@
           </w:p>
         </w:tc>
         <w:tc>
-          <w:tcPr/>
+          <w:tcPr>
+            <w:shd w:val="clear" w:color="auto" w:fill="FAFCFE"/>
+          </w:tcPr>
           <w:p>
             <w:pPr>
               <w:pStyle w:val="Compact"/>
@@ -1026,7 +1079,9 @@
           </w:p>
         </w:tc>
         <w:tc>
-          <w:tcPr/>
+          <w:tcPr>
+            <w:shd w:val="clear" w:color="auto" w:fill="FAFCFE"/>
+          </w:tcPr>
           <w:p>
             <w:pPr>
               <w:pStyle w:val="Compact"/>
@@ -1042,7 +1097,9 @@
           </w:p>
         </w:tc>
         <w:tc>
-          <w:tcPr/>
+          <w:tcPr>
+            <w:shd w:val="clear" w:color="auto" w:fill="FAFCFE"/>
+          </w:tcPr>
           <w:p>
             <w:pPr>
               <w:pStyle w:val="Compact"/>
@@ -1058,7 +1115,9 @@
           </w:p>
         </w:tc>
         <w:tc>
-          <w:tcPr/>
+          <w:tcPr>
+            <w:shd w:val="clear" w:color="auto" w:fill="FAFCFE"/>
+          </w:tcPr>
           <w:p>
             <w:pPr>
               <w:pStyle w:val="Compact"/>
@@ -1980,6 +2039,15 @@
         <w:tblStyle w:val="Table"/>
         <w:tblW w:type="auto" w:w="0"/>
         <w:tblLook w:firstRow="1" w:lastRow="0" w:firstColumn="0" w:lastColumn="0" w:noHBand="0" w:noVBand="0" w:val="0020"/>
+        <w:jc w:val="center"/>
+        <w:tblBorders>
+          <w:top w:val="single" w:sz="4" w:color="C9D3DE"/>
+          <w:left w:val="single" w:sz="4" w:color="C9D3DE"/>
+          <w:bottom w:val="single" w:sz="4" w:color="C9D3DE"/>
+          <w:right w:val="single" w:sz="4" w:color="C9D3DE"/>
+          <w:insideH w:val="single" w:sz="4" w:color="C9D3DE"/>
+          <w:insideV w:val="single" w:sz="4" w:color="C9D3DE"/>
+        </w:tblBorders>
         <w:bidiVisual/>
       </w:tblPr>
       <w:tblGrid>
@@ -1992,14 +2060,18 @@
           <w:tblHeader w:val="on"/>
         </w:trPr>
         <w:tc>
-          <w:tcPr/>
-          <w:p>
-            <w:pPr>
-              <w:pStyle w:val="Compact"/>
-              <w:bidi/>
-            </w:pPr>
-            <w:r>
-              <w:rPr>
+          <w:tcPr>
+            <w:shd w:val="clear" w:color="auto" w:fill="1E3A5F"/>
+          </w:tcPr>
+          <w:p>
+            <w:pPr>
+              <w:pStyle w:val="Compact"/>
+              <w:bidi/>
+            </w:pPr>
+            <w:r>
+              <w:rPr>
+                <w:b/>
+                <w:color w:val="FFFFFF"/>
                 <w:sz w:val="22"/>
                 <w:rtl/>
               </w:rPr>
@@ -2008,14 +2080,18 @@
           </w:p>
         </w:tc>
         <w:tc>
-          <w:tcPr/>
-          <w:p>
-            <w:pPr>
-              <w:pStyle w:val="Compact"/>
-              <w:bidi/>
-            </w:pPr>
-            <w:r>
-              <w:rPr>
+          <w:tcPr>
+            <w:shd w:val="clear" w:color="auto" w:fill="1E3A5F"/>
+          </w:tcPr>
+          <w:p>
+            <w:pPr>
+              <w:pStyle w:val="Compact"/>
+              <w:bidi/>
+            </w:pPr>
+            <w:r>
+              <w:rPr>
+                <w:b/>
+                <w:color w:val="FFFFFF"/>
                 <w:sz w:val="22"/>
                 <w:rtl/>
               </w:rPr>
@@ -2024,14 +2100,18 @@
           </w:p>
         </w:tc>
         <w:tc>
-          <w:tcPr/>
-          <w:p>
-            <w:pPr>
-              <w:pStyle w:val="Compact"/>
-              <w:bidi/>
-            </w:pPr>
-            <w:r>
-              <w:rPr>
+          <w:tcPr>
+            <w:shd w:val="clear" w:color="auto" w:fill="1E3A5F"/>
+          </w:tcPr>
+          <w:p>
+            <w:pPr>
+              <w:pStyle w:val="Compact"/>
+              <w:bidi/>
+            </w:pPr>
+            <w:r>
+              <w:rPr>
+                <w:b/>
+                <w:color w:val="FFFFFF"/>
                 <w:sz w:val="22"/>
                 <w:rtl/>
               </w:rPr>
@@ -2093,7 +2173,9 @@
       </w:tr>
       <w:tr>
         <w:tc>
-          <w:tcPr/>
+          <w:tcPr>
+            <w:shd w:val="clear" w:color="auto" w:fill="FAFCFE"/>
+          </w:tcPr>
           <w:p>
             <w:pPr>
               <w:pStyle w:val="Compact"/>
@@ -2110,7 +2192,9 @@
           </w:p>
         </w:tc>
         <w:tc>
-          <w:tcPr/>
+          <w:tcPr>
+            <w:shd w:val="clear" w:color="auto" w:fill="FAFCFE"/>
+          </w:tcPr>
           <w:p>
             <w:pPr>
               <w:pStyle w:val="Compact"/>
@@ -2126,7 +2210,9 @@
           </w:p>
         </w:tc>
         <w:tc>
-          <w:tcPr/>
+          <w:tcPr>
+            <w:shd w:val="clear" w:color="auto" w:fill="FAFCFE"/>
+          </w:tcPr>
           <w:p>
             <w:pPr>
               <w:pStyle w:val="Compact"/>
@@ -2195,7 +2281,9 @@
       </w:tr>
       <w:tr>
         <w:tc>
-          <w:tcPr/>
+          <w:tcPr>
+            <w:shd w:val="clear" w:color="auto" w:fill="FAFCFE"/>
+          </w:tcPr>
           <w:p>
             <w:pPr>
               <w:pStyle w:val="Compact"/>
@@ -2212,7 +2300,9 @@
           </w:p>
         </w:tc>
         <w:tc>
-          <w:tcPr/>
+          <w:tcPr>
+            <w:shd w:val="clear" w:color="auto" w:fill="FAFCFE"/>
+          </w:tcPr>
           <w:p>
             <w:pPr>
               <w:pStyle w:val="Compact"/>
@@ -2228,7 +2318,9 @@
           </w:p>
         </w:tc>
         <w:tc>
-          <w:tcPr/>
+          <w:tcPr>
+            <w:shd w:val="clear" w:color="auto" w:fill="FAFCFE"/>
+          </w:tcPr>
           <w:p>
             <w:pPr>
               <w:pStyle w:val="Compact"/>
@@ -2728,6 +2820,15 @@
         <w:tblStyle w:val="Table"/>
         <w:tblW w:type="auto" w:w="0"/>
         <w:tblLook w:firstRow="1" w:lastRow="0" w:firstColumn="0" w:lastColumn="0" w:noHBand="0" w:noVBand="0" w:val="0020"/>
+        <w:jc w:val="center"/>
+        <w:tblBorders>
+          <w:top w:val="single" w:sz="4" w:color="C9D3DE"/>
+          <w:left w:val="single" w:sz="4" w:color="C9D3DE"/>
+          <w:bottom w:val="single" w:sz="4" w:color="C9D3DE"/>
+          <w:right w:val="single" w:sz="4" w:color="C9D3DE"/>
+          <w:insideH w:val="single" w:sz="4" w:color="C9D3DE"/>
+          <w:insideV w:val="single" w:sz="4" w:color="C9D3DE"/>
+        </w:tblBorders>
         <w:bidiVisual/>
       </w:tblPr>
       <w:tblGrid>
@@ -2740,14 +2841,18 @@
           <w:tblHeader w:val="on"/>
         </w:trPr>
         <w:tc>
-          <w:tcPr/>
-          <w:p>
-            <w:pPr>
-              <w:pStyle w:val="Compact"/>
-              <w:bidi/>
-            </w:pPr>
-            <w:r>
-              <w:rPr>
+          <w:tcPr>
+            <w:shd w:val="clear" w:color="auto" w:fill="1E3A5F"/>
+          </w:tcPr>
+          <w:p>
+            <w:pPr>
+              <w:pStyle w:val="Compact"/>
+              <w:bidi/>
+            </w:pPr>
+            <w:r>
+              <w:rPr>
+                <w:b/>
+                <w:color w:val="FFFFFF"/>
                 <w:sz w:val="22"/>
                 <w:rtl/>
               </w:rPr>
@@ -2756,14 +2861,18 @@
           </w:p>
         </w:tc>
         <w:tc>
-          <w:tcPr/>
-          <w:p>
-            <w:pPr>
-              <w:pStyle w:val="Compact"/>
-              <w:bidi/>
-            </w:pPr>
-            <w:r>
-              <w:rPr>
+          <w:tcPr>
+            <w:shd w:val="clear" w:color="auto" w:fill="1E3A5F"/>
+          </w:tcPr>
+          <w:p>
+            <w:pPr>
+              <w:pStyle w:val="Compact"/>
+              <w:bidi/>
+            </w:pPr>
+            <w:r>
+              <w:rPr>
+                <w:b/>
+                <w:color w:val="FFFFFF"/>
                 <w:sz w:val="22"/>
                 <w:rtl/>
               </w:rPr>
@@ -2772,14 +2881,18 @@
           </w:p>
         </w:tc>
         <w:tc>
-          <w:tcPr/>
-          <w:p>
-            <w:pPr>
-              <w:pStyle w:val="Compact"/>
-              <w:bidi/>
-            </w:pPr>
-            <w:r>
-              <w:rPr>
+          <w:tcPr>
+            <w:shd w:val="clear" w:color="auto" w:fill="1E3A5F"/>
+          </w:tcPr>
+          <w:p>
+            <w:pPr>
+              <w:pStyle w:val="Compact"/>
+              <w:bidi/>
+            </w:pPr>
+            <w:r>
+              <w:rPr>
+                <w:b/>
+                <w:color w:val="FFFFFF"/>
                 <w:sz w:val="22"/>
                 <w:rtl/>
               </w:rPr>
@@ -2841,7 +2954,9 @@
       </w:tr>
       <w:tr>
         <w:tc>
-          <w:tcPr/>
+          <w:tcPr>
+            <w:shd w:val="clear" w:color="auto" w:fill="FAFCFE"/>
+          </w:tcPr>
           <w:p>
             <w:pPr>
               <w:pStyle w:val="Compact"/>
@@ -2858,7 +2973,9 @@
           </w:p>
         </w:tc>
         <w:tc>
-          <w:tcPr/>
+          <w:tcPr>
+            <w:shd w:val="clear" w:color="auto" w:fill="FAFCFE"/>
+          </w:tcPr>
           <w:p>
             <w:pPr>
               <w:pStyle w:val="Compact"/>
@@ -2903,7 +3020,9 @@
           </w:p>
         </w:tc>
         <w:tc>
-          <w:tcPr/>
+          <w:tcPr>
+            <w:shd w:val="clear" w:color="auto" w:fill="FAFCFE"/>
+          </w:tcPr>
           <w:p>
             <w:pPr>
               <w:pStyle w:val="Compact"/>
@@ -3016,7 +3135,9 @@
       </w:tr>
       <w:tr>
         <w:tc>
-          <w:tcPr/>
+          <w:tcPr>
+            <w:shd w:val="clear" w:color="auto" w:fill="FAFCFE"/>
+          </w:tcPr>
           <w:p>
             <w:pPr>
               <w:pStyle w:val="Compact"/>
@@ -3033,7 +3154,9 @@
           </w:p>
         </w:tc>
         <w:tc>
-          <w:tcPr/>
+          <w:tcPr>
+            <w:shd w:val="clear" w:color="auto" w:fill="FAFCFE"/>
+          </w:tcPr>
           <w:p>
             <w:pPr>
               <w:pStyle w:val="Compact"/>
@@ -3049,7 +3172,9 @@
           </w:p>
         </w:tc>
         <w:tc>
-          <w:tcPr/>
+          <w:tcPr>
+            <w:shd w:val="clear" w:color="auto" w:fill="FAFCFE"/>
+          </w:tcPr>
           <w:p>
             <w:pPr>
               <w:pStyle w:val="Compact"/>
@@ -3118,7 +3243,9 @@
       </w:tr>
       <w:tr>
         <w:tc>
-          <w:tcPr/>
+          <w:tcPr>
+            <w:shd w:val="clear" w:color="auto" w:fill="FAFCFE"/>
+          </w:tcPr>
           <w:p>
             <w:pPr>
               <w:pStyle w:val="Compact"/>
@@ -3135,7 +3262,9 @@
           </w:p>
         </w:tc>
         <w:tc>
-          <w:tcPr/>
+          <w:tcPr>
+            <w:shd w:val="clear" w:color="auto" w:fill="FAFCFE"/>
+          </w:tcPr>
           <w:p>
             <w:pPr>
               <w:pStyle w:val="Compact"/>
@@ -3151,7 +3280,9 @@
           </w:p>
         </w:tc>
         <w:tc>
-          <w:tcPr/>
+          <w:tcPr>
+            <w:shd w:val="clear" w:color="auto" w:fill="FAFCFE"/>
+          </w:tcPr>
           <w:p>
             <w:pPr>
               <w:pStyle w:val="Compact"/>
@@ -3237,7 +3368,9 @@
       </w:tr>
       <w:tr>
         <w:tc>
-          <w:tcPr/>
+          <w:tcPr>
+            <w:shd w:val="clear" w:color="auto" w:fill="FAFCFE"/>
+          </w:tcPr>
           <w:p>
             <w:pPr>
               <w:pStyle w:val="Compact"/>
@@ -3254,7 +3387,9 @@
           </w:p>
         </w:tc>
         <w:tc>
-          <w:tcPr/>
+          <w:tcPr>
+            <w:shd w:val="clear" w:color="auto" w:fill="FAFCFE"/>
+          </w:tcPr>
           <w:p>
             <w:pPr>
               <w:pStyle w:val="Compact"/>
@@ -3270,7 +3405,9 @@
           </w:p>
         </w:tc>
         <w:tc>
-          <w:tcPr/>
+          <w:tcPr>
+            <w:shd w:val="clear" w:color="auto" w:fill="FAFCFE"/>
+          </w:tcPr>
           <w:p>
             <w:pPr>
               <w:pStyle w:val="Compact"/>
@@ -3789,6 +3926,15 @@
         <w:tblStyle w:val="Table"/>
         <w:tblW w:type="auto" w:w="0"/>
         <w:tblLook w:firstRow="1" w:lastRow="0" w:firstColumn="0" w:lastColumn="0" w:noHBand="0" w:noVBand="0" w:val="0020"/>
+        <w:jc w:val="center"/>
+        <w:tblBorders>
+          <w:top w:val="single" w:sz="4" w:color="C9D3DE"/>
+          <w:left w:val="single" w:sz="4" w:color="C9D3DE"/>
+          <w:bottom w:val="single" w:sz="4" w:color="C9D3DE"/>
+          <w:right w:val="single" w:sz="4" w:color="C9D3DE"/>
+          <w:insideH w:val="single" w:sz="4" w:color="C9D3DE"/>
+          <w:insideV w:val="single" w:sz="4" w:color="C9D3DE"/>
+        </w:tblBorders>
         <w:bidiVisual/>
       </w:tblPr>
       <w:tblGrid>
@@ -3801,14 +3947,18 @@
           <w:tblHeader w:val="on"/>
         </w:trPr>
         <w:tc>
-          <w:tcPr/>
-          <w:p>
-            <w:pPr>
-              <w:pStyle w:val="Compact"/>
-              <w:bidi/>
-            </w:pPr>
-            <w:r>
-              <w:rPr>
+          <w:tcPr>
+            <w:shd w:val="clear" w:color="auto" w:fill="1E3A5F"/>
+          </w:tcPr>
+          <w:p>
+            <w:pPr>
+              <w:pStyle w:val="Compact"/>
+              <w:bidi/>
+            </w:pPr>
+            <w:r>
+              <w:rPr>
+                <w:b/>
+                <w:color w:val="FFFFFF"/>
                 <w:sz w:val="22"/>
                 <w:rtl/>
               </w:rPr>
@@ -3817,14 +3967,18 @@
           </w:p>
         </w:tc>
         <w:tc>
-          <w:tcPr/>
-          <w:p>
-            <w:pPr>
-              <w:pStyle w:val="Compact"/>
-              <w:bidi/>
-            </w:pPr>
-            <w:r>
-              <w:rPr>
+          <w:tcPr>
+            <w:shd w:val="clear" w:color="auto" w:fill="1E3A5F"/>
+          </w:tcPr>
+          <w:p>
+            <w:pPr>
+              <w:pStyle w:val="Compact"/>
+              <w:bidi/>
+            </w:pPr>
+            <w:r>
+              <w:rPr>
+                <w:b/>
+                <w:color w:val="FFFFFF"/>
                 <w:sz w:val="22"/>
                 <w:rtl/>
               </w:rPr>
@@ -3833,14 +3987,18 @@
           </w:p>
         </w:tc>
         <w:tc>
-          <w:tcPr/>
-          <w:p>
-            <w:pPr>
-              <w:pStyle w:val="Compact"/>
-              <w:bidi/>
-            </w:pPr>
-            <w:r>
-              <w:rPr>
+          <w:tcPr>
+            <w:shd w:val="clear" w:color="auto" w:fill="1E3A5F"/>
+          </w:tcPr>
+          <w:p>
+            <w:pPr>
+              <w:pStyle w:val="Compact"/>
+              <w:bidi/>
+            </w:pPr>
+            <w:r>
+              <w:rPr>
+                <w:b/>
+                <w:color w:val="FFFFFF"/>
                 <w:sz w:val="22"/>
                 <w:rtl/>
               </w:rPr>
@@ -3902,7 +4060,9 @@
       </w:tr>
       <w:tr>
         <w:tc>
-          <w:tcPr/>
+          <w:tcPr>
+            <w:shd w:val="clear" w:color="auto" w:fill="FAFCFE"/>
+          </w:tcPr>
           <w:p>
             <w:pPr>
               <w:pStyle w:val="Compact"/>
@@ -3918,7 +4078,9 @@
           </w:p>
         </w:tc>
         <w:tc>
-          <w:tcPr/>
+          <w:tcPr>
+            <w:shd w:val="clear" w:color="auto" w:fill="FAFCFE"/>
+          </w:tcPr>
           <w:p>
             <w:pPr>
               <w:pStyle w:val="Compact"/>
@@ -3935,7 +4097,9 @@
           </w:p>
         </w:tc>
         <w:tc>
-          <w:tcPr/>
+          <w:tcPr>
+            <w:shd w:val="clear" w:color="auto" w:fill="FAFCFE"/>
+          </w:tcPr>
           <w:p>
             <w:pPr>
               <w:pStyle w:val="Compact"/>
@@ -4004,7 +4168,9 @@
       </w:tr>
       <w:tr>
         <w:tc>
-          <w:tcPr/>
+          <w:tcPr>
+            <w:shd w:val="clear" w:color="auto" w:fill="FAFCFE"/>
+          </w:tcPr>
           <w:p>
             <w:pPr>
               <w:pStyle w:val="Compact"/>
@@ -4020,7 +4186,9 @@
           </w:p>
         </w:tc>
         <w:tc>
-          <w:tcPr/>
+          <w:tcPr>
+            <w:shd w:val="clear" w:color="auto" w:fill="FAFCFE"/>
+          </w:tcPr>
           <w:p>
             <w:pPr>
               <w:pStyle w:val="Compact"/>
@@ -4095,7 +4263,9 @@
           </w:p>
         </w:tc>
         <w:tc>
-          <w:tcPr/>
+          <w:tcPr>
+            <w:shd w:val="clear" w:color="auto" w:fill="FAFCFE"/>
+          </w:tcPr>
           <w:p>
             <w:pPr>
               <w:pStyle w:val="Compact"/>
@@ -4284,6 +4454,15 @@
         <w:tblStyle w:val="Table"/>
         <w:tblW w:type="auto" w:w="0"/>
         <w:tblLook w:firstRow="1" w:lastRow="0" w:firstColumn="0" w:lastColumn="0" w:noHBand="0" w:noVBand="0" w:val="0020"/>
+        <w:jc w:val="center"/>
+        <w:tblBorders>
+          <w:top w:val="single" w:sz="4" w:color="C9D3DE"/>
+          <w:left w:val="single" w:sz="4" w:color="C9D3DE"/>
+          <w:bottom w:val="single" w:sz="4" w:color="C9D3DE"/>
+          <w:right w:val="single" w:sz="4" w:color="C9D3DE"/>
+          <w:insideH w:val="single" w:sz="4" w:color="C9D3DE"/>
+          <w:insideV w:val="single" w:sz="4" w:color="C9D3DE"/>
+        </w:tblBorders>
         <w:bidiVisual/>
       </w:tblPr>
       <w:tblGrid>
@@ -4296,14 +4475,18 @@
           <w:tblHeader w:val="on"/>
         </w:trPr>
         <w:tc>
-          <w:tcPr/>
-          <w:p>
-            <w:pPr>
-              <w:pStyle w:val="Compact"/>
-              <w:bidi/>
-            </w:pPr>
-            <w:r>
-              <w:rPr>
+          <w:tcPr>
+            <w:shd w:val="clear" w:color="auto" w:fill="1E3A5F"/>
+          </w:tcPr>
+          <w:p>
+            <w:pPr>
+              <w:pStyle w:val="Compact"/>
+              <w:bidi/>
+            </w:pPr>
+            <w:r>
+              <w:rPr>
+                <w:b/>
+                <w:color w:val="FFFFFF"/>
                 <w:sz w:val="22"/>
                 <w:rtl/>
               </w:rPr>
@@ -4312,14 +4495,18 @@
           </w:p>
         </w:tc>
         <w:tc>
-          <w:tcPr/>
-          <w:p>
-            <w:pPr>
-              <w:pStyle w:val="Compact"/>
-              <w:bidi/>
-            </w:pPr>
-            <w:r>
-              <w:rPr>
+          <w:tcPr>
+            <w:shd w:val="clear" w:color="auto" w:fill="1E3A5F"/>
+          </w:tcPr>
+          <w:p>
+            <w:pPr>
+              <w:pStyle w:val="Compact"/>
+              <w:bidi/>
+            </w:pPr>
+            <w:r>
+              <w:rPr>
+                <w:b/>
+                <w:color w:val="FFFFFF"/>
                 <w:sz w:val="22"/>
                 <w:rtl/>
               </w:rPr>
@@ -4328,14 +4515,18 @@
           </w:p>
         </w:tc>
         <w:tc>
-          <w:tcPr/>
-          <w:p>
-            <w:pPr>
-              <w:pStyle w:val="Compact"/>
-              <w:bidi/>
-            </w:pPr>
-            <w:r>
-              <w:rPr>
+          <w:tcPr>
+            <w:shd w:val="clear" w:color="auto" w:fill="1E3A5F"/>
+          </w:tcPr>
+          <w:p>
+            <w:pPr>
+              <w:pStyle w:val="Compact"/>
+              <w:bidi/>
+            </w:pPr>
+            <w:r>
+              <w:rPr>
+                <w:b/>
+                <w:color w:val="FFFFFF"/>
                 <w:sz w:val="22"/>
                 <w:rtl/>
               </w:rPr>
@@ -4396,7 +4587,9 @@
       </w:tr>
       <w:tr>
         <w:tc>
-          <w:tcPr/>
+          <w:tcPr>
+            <w:shd w:val="clear" w:color="auto" w:fill="FAFCFE"/>
+          </w:tcPr>
           <w:p>
             <w:pPr>
               <w:pStyle w:val="Compact"/>
@@ -4427,7 +4620,9 @@
           </w:p>
         </w:tc>
         <w:tc>
-          <w:tcPr/>
+          <w:tcPr>
+            <w:shd w:val="clear" w:color="auto" w:fill="FAFCFE"/>
+          </w:tcPr>
           <w:p>
             <w:pPr>
               <w:pStyle w:val="Compact"/>
@@ -4443,7 +4638,9 @@
           </w:p>
         </w:tc>
         <w:tc>
-          <w:tcPr/>
+          <w:tcPr>
+            <w:shd w:val="clear" w:color="auto" w:fill="FAFCFE"/>
+          </w:tcPr>
           <w:p>
             <w:pPr>
               <w:pStyle w:val="Compact"/>
@@ -4511,7 +4708,9 @@
       </w:tr>
       <w:tr>
         <w:tc>
-          <w:tcPr/>
+          <w:tcPr>
+            <w:shd w:val="clear" w:color="auto" w:fill="FAFCFE"/>
+          </w:tcPr>
           <w:p>
             <w:pPr>
               <w:pStyle w:val="Compact"/>
@@ -4542,7 +4741,9 @@
           </w:p>
         </w:tc>
         <w:tc>
-          <w:tcPr/>
+          <w:tcPr>
+            <w:shd w:val="clear" w:color="auto" w:fill="FAFCFE"/>
+          </w:tcPr>
           <w:p>
             <w:pPr>
               <w:pStyle w:val="Compact"/>
@@ -4558,7 +4759,9 @@
           </w:p>
         </w:tc>
         <w:tc>
-          <w:tcPr/>
+          <w:tcPr>
+            <w:shd w:val="clear" w:color="auto" w:fill="FAFCFE"/>
+          </w:tcPr>
           <w:p>
             <w:pPr>
               <w:pStyle w:val="Compact"/>
@@ -4642,7 +4845,9 @@
       </w:tr>
       <w:tr>
         <w:tc>
-          <w:tcPr/>
+          <w:tcPr>
+            <w:shd w:val="clear" w:color="auto" w:fill="FAFCFE"/>
+          </w:tcPr>
           <w:p>
             <w:pPr>
               <w:pStyle w:val="Compact"/>
@@ -4687,7 +4892,9 @@
           </w:p>
         </w:tc>
         <w:tc>
-          <w:tcPr/>
+          <w:tcPr>
+            <w:shd w:val="clear" w:color="auto" w:fill="FAFCFE"/>
+          </w:tcPr>
           <w:p>
             <w:pPr>
               <w:pStyle w:val="Compact"/>
@@ -4703,7 +4910,9 @@
           </w:p>
         </w:tc>
         <w:tc>
-          <w:tcPr/>
+          <w:tcPr>
+            <w:shd w:val="clear" w:color="auto" w:fill="FAFCFE"/>
+          </w:tcPr>
           <w:p>
             <w:pPr>
               <w:pStyle w:val="Compact"/>
@@ -4933,6 +5142,15 @@
         <w:tblStyle w:val="Table"/>
         <w:tblW w:type="auto" w:w="0"/>
         <w:tblLook w:firstRow="1" w:lastRow="0" w:firstColumn="0" w:lastColumn="0" w:noHBand="0" w:noVBand="0" w:val="0020"/>
+        <w:jc w:val="center"/>
+        <w:tblBorders>
+          <w:top w:val="single" w:sz="4" w:color="C9D3DE"/>
+          <w:left w:val="single" w:sz="4" w:color="C9D3DE"/>
+          <w:bottom w:val="single" w:sz="4" w:color="C9D3DE"/>
+          <w:right w:val="single" w:sz="4" w:color="C9D3DE"/>
+          <w:insideH w:val="single" w:sz="4" w:color="C9D3DE"/>
+          <w:insideV w:val="single" w:sz="4" w:color="C9D3DE"/>
+        </w:tblBorders>
         <w:bidiVisual/>
       </w:tblPr>
       <w:tblGrid>
@@ -4945,14 +5163,18 @@
           <w:tblHeader w:val="on"/>
         </w:trPr>
         <w:tc>
-          <w:tcPr/>
-          <w:p>
-            <w:pPr>
-              <w:pStyle w:val="Compact"/>
-              <w:bidi/>
-            </w:pPr>
-            <w:r>
-              <w:rPr>
+          <w:tcPr>
+            <w:shd w:val="clear" w:color="auto" w:fill="1E3A5F"/>
+          </w:tcPr>
+          <w:p>
+            <w:pPr>
+              <w:pStyle w:val="Compact"/>
+              <w:bidi/>
+            </w:pPr>
+            <w:r>
+              <w:rPr>
+                <w:b/>
+                <w:color w:val="FFFFFF"/>
                 <w:sz w:val="22"/>
                 <w:rtl/>
               </w:rPr>
@@ -4961,14 +5183,18 @@
           </w:p>
         </w:tc>
         <w:tc>
-          <w:tcPr/>
-          <w:p>
-            <w:pPr>
-              <w:pStyle w:val="Compact"/>
-              <w:bidi/>
-            </w:pPr>
-            <w:r>
-              <w:rPr>
+          <w:tcPr>
+            <w:shd w:val="clear" w:color="auto" w:fill="1E3A5F"/>
+          </w:tcPr>
+          <w:p>
+            <w:pPr>
+              <w:pStyle w:val="Compact"/>
+              <w:bidi/>
+            </w:pPr>
+            <w:r>
+              <w:rPr>
+                <w:b/>
+                <w:color w:val="FFFFFF"/>
                 <w:sz w:val="22"/>
                 <w:rtl/>
               </w:rPr>
@@ -4977,14 +5203,18 @@
           </w:p>
         </w:tc>
         <w:tc>
-          <w:tcPr/>
-          <w:p>
-            <w:pPr>
-              <w:pStyle w:val="Compact"/>
-              <w:bidi/>
-            </w:pPr>
-            <w:r>
-              <w:rPr>
+          <w:tcPr>
+            <w:shd w:val="clear" w:color="auto" w:fill="1E3A5F"/>
+          </w:tcPr>
+          <w:p>
+            <w:pPr>
+              <w:pStyle w:val="Compact"/>
+              <w:bidi/>
+            </w:pPr>
+            <w:r>
+              <w:rPr>
+                <w:b/>
+                <w:color w:val="FFFFFF"/>
                 <w:sz w:val="22"/>
                 <w:rtl/>
               </w:rPr>
@@ -5075,7 +5305,9 @@
       </w:tr>
       <w:tr>
         <w:tc>
-          <w:tcPr/>
+          <w:tcPr>
+            <w:shd w:val="clear" w:color="auto" w:fill="FAFCFE"/>
+          </w:tcPr>
           <w:p>
             <w:pPr>
               <w:pStyle w:val="Compact"/>
@@ -5091,7 +5323,9 @@
           </w:p>
         </w:tc>
         <w:tc>
-          <w:tcPr/>
+          <w:tcPr>
+            <w:shd w:val="clear" w:color="auto" w:fill="FAFCFE"/>
+          </w:tcPr>
           <w:p>
             <w:pPr>
               <w:pStyle w:val="Compact"/>
@@ -5107,7 +5341,9 @@
           </w:p>
         </w:tc>
         <w:tc>
-          <w:tcPr/>
+          <w:tcPr>
+            <w:shd w:val="clear" w:color="auto" w:fill="FAFCFE"/>
+          </w:tcPr>
           <w:p>
             <w:pPr>
               <w:pStyle w:val="Compact"/>
@@ -5175,7 +5411,9 @@
       </w:tr>
       <w:tr>
         <w:tc>
-          <w:tcPr/>
+          <w:tcPr>
+            <w:shd w:val="clear" w:color="auto" w:fill="FAFCFE"/>
+          </w:tcPr>
           <w:p>
             <w:pPr>
               <w:pStyle w:val="Compact"/>
@@ -5191,7 +5429,9 @@
           </w:p>
         </w:tc>
         <w:tc>
-          <w:tcPr/>
+          <w:tcPr>
+            <w:shd w:val="clear" w:color="auto" w:fill="FAFCFE"/>
+          </w:tcPr>
           <w:p>
             <w:pPr>
               <w:pStyle w:val="Compact"/>
@@ -5222,7 +5462,9 @@
           </w:p>
         </w:tc>
         <w:tc>
-          <w:tcPr/>
+          <w:tcPr>
+            <w:shd w:val="clear" w:color="auto" w:fill="FAFCFE"/>
+          </w:tcPr>
           <w:p>
             <w:pPr>
               <w:pStyle w:val="Compact"/>
@@ -5325,6 +5567,15 @@
         <w:tblStyle w:val="Table"/>
         <w:tblW w:type="auto" w:w="0"/>
         <w:tblLook w:firstRow="1" w:lastRow="0" w:firstColumn="0" w:lastColumn="0" w:noHBand="0" w:noVBand="0" w:val="0020"/>
+        <w:jc w:val="center"/>
+        <w:tblBorders>
+          <w:top w:val="single" w:sz="4" w:color="C9D3DE"/>
+          <w:left w:val="single" w:sz="4" w:color="C9D3DE"/>
+          <w:bottom w:val="single" w:sz="4" w:color="C9D3DE"/>
+          <w:right w:val="single" w:sz="4" w:color="C9D3DE"/>
+          <w:insideH w:val="single" w:sz="4" w:color="C9D3DE"/>
+          <w:insideV w:val="single" w:sz="4" w:color="C9D3DE"/>
+        </w:tblBorders>
         <w:bidiVisual/>
       </w:tblPr>
       <w:tblGrid>
@@ -5337,14 +5588,18 @@
           <w:tblHeader w:val="on"/>
         </w:trPr>
         <w:tc>
-          <w:tcPr/>
-          <w:p>
-            <w:pPr>
-              <w:pStyle w:val="Compact"/>
-              <w:bidi/>
-            </w:pPr>
-            <w:r>
-              <w:rPr>
+          <w:tcPr>
+            <w:shd w:val="clear" w:color="auto" w:fill="1E3A5F"/>
+          </w:tcPr>
+          <w:p>
+            <w:pPr>
+              <w:pStyle w:val="Compact"/>
+              <w:bidi/>
+            </w:pPr>
+            <w:r>
+              <w:rPr>
+                <w:b/>
+                <w:color w:val="FFFFFF"/>
                 <w:sz w:val="22"/>
                 <w:rtl/>
               </w:rPr>
@@ -5353,14 +5608,18 @@
           </w:p>
         </w:tc>
         <w:tc>
-          <w:tcPr/>
-          <w:p>
-            <w:pPr>
-              <w:pStyle w:val="Compact"/>
-              <w:bidi/>
-            </w:pPr>
-            <w:r>
-              <w:rPr>
+          <w:tcPr>
+            <w:shd w:val="clear" w:color="auto" w:fill="1E3A5F"/>
+          </w:tcPr>
+          <w:p>
+            <w:pPr>
+              <w:pStyle w:val="Compact"/>
+              <w:bidi/>
+            </w:pPr>
+            <w:r>
+              <w:rPr>
+                <w:b/>
+                <w:color w:val="FFFFFF"/>
                 <w:sz w:val="22"/>
                 <w:rtl/>
               </w:rPr>
@@ -5369,14 +5628,18 @@
           </w:p>
         </w:tc>
         <w:tc>
-          <w:tcPr/>
-          <w:p>
-            <w:pPr>
-              <w:pStyle w:val="Compact"/>
-              <w:bidi/>
-            </w:pPr>
-            <w:r>
-              <w:rPr>
+          <w:tcPr>
+            <w:shd w:val="clear" w:color="auto" w:fill="1E3A5F"/>
+          </w:tcPr>
+          <w:p>
+            <w:pPr>
+              <w:pStyle w:val="Compact"/>
+              <w:bidi/>
+            </w:pPr>
+            <w:r>
+              <w:rPr>
+                <w:b/>
+                <w:color w:val="FFFFFF"/>
                 <w:sz w:val="22"/>
                 <w:rtl/>
               </w:rPr>
@@ -5510,7 +5773,9 @@
       </w:tr>
       <w:tr>
         <w:tc>
-          <w:tcPr/>
+          <w:tcPr>
+            <w:shd w:val="clear" w:color="auto" w:fill="FAFCFE"/>
+          </w:tcPr>
           <w:p>
             <w:pPr>
               <w:pStyle w:val="Compact"/>
@@ -5526,7 +5791,9 @@
           </w:p>
         </w:tc>
         <w:tc>
-          <w:tcPr/>
+          <w:tcPr>
+            <w:shd w:val="clear" w:color="auto" w:fill="FAFCFE"/>
+          </w:tcPr>
           <w:p>
             <w:pPr>
               <w:pStyle w:val="Compact"/>
@@ -5571,7 +5838,9 @@
           </w:p>
         </w:tc>
         <w:tc>
-          <w:tcPr/>
+          <w:tcPr>
+            <w:shd w:val="clear" w:color="auto" w:fill="FAFCFE"/>
+          </w:tcPr>
           <w:p>
             <w:pPr>
               <w:pStyle w:val="Compact"/>
@@ -5639,7 +5908,9 @@
       </w:tr>
       <w:tr>
         <w:tc>
-          <w:tcPr/>
+          <w:tcPr>
+            <w:shd w:val="clear" w:color="auto" w:fill="FAFCFE"/>
+          </w:tcPr>
           <w:p>
             <w:pPr>
               <w:pStyle w:val="Compact"/>
@@ -5655,7 +5926,9 @@
           </w:p>
         </w:tc>
         <w:tc>
-          <w:tcPr/>
+          <w:tcPr>
+            <w:shd w:val="clear" w:color="auto" w:fill="FAFCFE"/>
+          </w:tcPr>
           <w:p>
             <w:pPr>
               <w:pStyle w:val="Compact"/>
@@ -5671,7 +5944,9 @@
           </w:p>
         </w:tc>
         <w:tc>
-          <w:tcPr/>
+          <w:tcPr>
+            <w:shd w:val="clear" w:color="auto" w:fill="FAFCFE"/>
+          </w:tcPr>
           <w:p>
             <w:pPr>
               <w:pStyle w:val="Compact"/>
@@ -7229,6 +7504,15 @@
         <w:tblStyle w:val="Table"/>
         <w:tblW w:type="auto" w:w="0"/>
         <w:tblLook w:firstRow="1" w:lastRow="0" w:firstColumn="0" w:lastColumn="0" w:noHBand="0" w:noVBand="0" w:val="0020"/>
+        <w:jc w:val="center"/>
+        <w:tblBorders>
+          <w:top w:val="single" w:sz="4" w:color="C9D3DE"/>
+          <w:left w:val="single" w:sz="4" w:color="C9D3DE"/>
+          <w:bottom w:val="single" w:sz="4" w:color="C9D3DE"/>
+          <w:right w:val="single" w:sz="4" w:color="C9D3DE"/>
+          <w:insideH w:val="single" w:sz="4" w:color="C9D3DE"/>
+          <w:insideV w:val="single" w:sz="4" w:color="C9D3DE"/>
+        </w:tblBorders>
         <w:bidiVisual/>
       </w:tblPr>
       <w:tblGrid>
@@ -7249,14 +7533,18 @@
           <w:tblHeader w:val="on"/>
         </w:trPr>
         <w:tc>
-          <w:tcPr/>
-          <w:p>
-            <w:pPr>
-              <w:pStyle w:val="Compact"/>
-              <w:bidi/>
-            </w:pPr>
-            <w:r>
-              <w:rPr>
+          <w:tcPr>
+            <w:shd w:val="clear" w:color="auto" w:fill="1E3A5F"/>
+          </w:tcPr>
+          <w:p>
+            <w:pPr>
+              <w:pStyle w:val="Compact"/>
+              <w:bidi/>
+            </w:pPr>
+            <w:r>
+              <w:rPr>
+                <w:b/>
+                <w:color w:val="FFFFFF"/>
                 <w:sz w:val="22"/>
                 <w:rtl/>
               </w:rPr>
@@ -7265,14 +7553,18 @@
           </w:p>
         </w:tc>
         <w:tc>
-          <w:tcPr/>
-          <w:p>
-            <w:pPr>
-              <w:pStyle w:val="Compact"/>
-              <w:bidi/>
-            </w:pPr>
-            <w:r>
-              <w:rPr>
+          <w:tcPr>
+            <w:shd w:val="clear" w:color="auto" w:fill="1E3A5F"/>
+          </w:tcPr>
+          <w:p>
+            <w:pPr>
+              <w:pStyle w:val="Compact"/>
+              <w:bidi/>
+            </w:pPr>
+            <w:r>
+              <w:rPr>
+                <w:b/>
+                <w:color w:val="FFFFFF"/>
                 <w:sz w:val="22"/>
                 <w:rtl/>
               </w:rPr>
@@ -7281,14 +7573,18 @@
           </w:p>
         </w:tc>
         <w:tc>
-          <w:tcPr/>
-          <w:p>
-            <w:pPr>
-              <w:pStyle w:val="Compact"/>
-              <w:bidi/>
-            </w:pPr>
-            <w:r>
-              <w:rPr>
+          <w:tcPr>
+            <w:shd w:val="clear" w:color="auto" w:fill="1E3A5F"/>
+          </w:tcPr>
+          <w:p>
+            <w:pPr>
+              <w:pStyle w:val="Compact"/>
+              <w:bidi/>
+            </w:pPr>
+            <w:r>
+              <w:rPr>
+                <w:b/>
+                <w:color w:val="FFFFFF"/>
                 <w:sz w:val="22"/>
                 <w:rtl/>
               </w:rPr>
@@ -7297,14 +7593,18 @@
           </w:p>
         </w:tc>
         <w:tc>
-          <w:tcPr/>
-          <w:p>
-            <w:pPr>
-              <w:pStyle w:val="Compact"/>
-              <w:bidi/>
-            </w:pPr>
-            <w:r>
-              <w:rPr>
+          <w:tcPr>
+            <w:shd w:val="clear" w:color="auto" w:fill="1E3A5F"/>
+          </w:tcPr>
+          <w:p>
+            <w:pPr>
+              <w:pStyle w:val="Compact"/>
+              <w:bidi/>
+            </w:pPr>
+            <w:r>
+              <w:rPr>
+                <w:b/>
+                <w:color w:val="FFFFFF"/>
                 <w:sz w:val="22"/>
                 <w:rtl/>
               </w:rPr>
@@ -7313,14 +7613,18 @@
           </w:p>
         </w:tc>
         <w:tc>
-          <w:tcPr/>
-          <w:p>
-            <w:pPr>
-              <w:pStyle w:val="Compact"/>
-              <w:bidi/>
-            </w:pPr>
-            <w:r>
-              <w:rPr>
+          <w:tcPr>
+            <w:shd w:val="clear" w:color="auto" w:fill="1E3A5F"/>
+          </w:tcPr>
+          <w:p>
+            <w:pPr>
+              <w:pStyle w:val="Compact"/>
+              <w:bidi/>
+            </w:pPr>
+            <w:r>
+              <w:rPr>
+                <w:b/>
+                <w:color w:val="FFFFFF"/>
                 <w:sz w:val="22"/>
                 <w:rtl/>
               </w:rPr>
@@ -7329,14 +7633,18 @@
           </w:p>
         </w:tc>
         <w:tc>
-          <w:tcPr/>
-          <w:p>
-            <w:pPr>
-              <w:pStyle w:val="Compact"/>
-              <w:bidi/>
-            </w:pPr>
-            <w:r>
-              <w:rPr>
+          <w:tcPr>
+            <w:shd w:val="clear" w:color="auto" w:fill="1E3A5F"/>
+          </w:tcPr>
+          <w:p>
+            <w:pPr>
+              <w:pStyle w:val="Compact"/>
+              <w:bidi/>
+            </w:pPr>
+            <w:r>
+              <w:rPr>
+                <w:b/>
+                <w:color w:val="FFFFFF"/>
                 <w:sz w:val="22"/>
                 <w:rtl/>
               </w:rPr>
@@ -7345,14 +7653,18 @@
           </w:p>
         </w:tc>
         <w:tc>
-          <w:tcPr/>
-          <w:p>
-            <w:pPr>
-              <w:pStyle w:val="Compact"/>
-              <w:bidi/>
-            </w:pPr>
-            <w:r>
-              <w:rPr>
+          <w:tcPr>
+            <w:shd w:val="clear" w:color="auto" w:fill="1E3A5F"/>
+          </w:tcPr>
+          <w:p>
+            <w:pPr>
+              <w:pStyle w:val="Compact"/>
+              <w:bidi/>
+            </w:pPr>
+            <w:r>
+              <w:rPr>
+                <w:b/>
+                <w:color w:val="FFFFFF"/>
                 <w:sz w:val="22"/>
                 <w:rtl/>
               </w:rPr>
@@ -7361,14 +7673,18 @@
           </w:p>
         </w:tc>
         <w:tc>
-          <w:tcPr/>
-          <w:p>
-            <w:pPr>
-              <w:pStyle w:val="Compact"/>
-              <w:bidi/>
-            </w:pPr>
-            <w:r>
-              <w:rPr>
+          <w:tcPr>
+            <w:shd w:val="clear" w:color="auto" w:fill="1E3A5F"/>
+          </w:tcPr>
+          <w:p>
+            <w:pPr>
+              <w:pStyle w:val="Compact"/>
+              <w:bidi/>
+            </w:pPr>
+            <w:r>
+              <w:rPr>
+                <w:b/>
+                <w:color w:val="FFFFFF"/>
                 <w:sz w:val="22"/>
                 <w:rtl/>
               </w:rPr>
@@ -7377,14 +7693,18 @@
           </w:p>
         </w:tc>
         <w:tc>
-          <w:tcPr/>
-          <w:p>
-            <w:pPr>
-              <w:pStyle w:val="Compact"/>
-              <w:bidi/>
-            </w:pPr>
-            <w:r>
-              <w:rPr>
+          <w:tcPr>
+            <w:shd w:val="clear" w:color="auto" w:fill="1E3A5F"/>
+          </w:tcPr>
+          <w:p>
+            <w:pPr>
+              <w:pStyle w:val="Compact"/>
+              <w:bidi/>
+            </w:pPr>
+            <w:r>
+              <w:rPr>
+                <w:b/>
+                <w:color w:val="FFFFFF"/>
                 <w:sz w:val="22"/>
                 <w:rtl/>
               </w:rPr>
@@ -7393,14 +7713,18 @@
           </w:p>
         </w:tc>
         <w:tc>
-          <w:tcPr/>
-          <w:p>
-            <w:pPr>
-              <w:pStyle w:val="Compact"/>
-              <w:bidi/>
-            </w:pPr>
-            <w:r>
-              <w:rPr>
+          <w:tcPr>
+            <w:shd w:val="clear" w:color="auto" w:fill="1E3A5F"/>
+          </w:tcPr>
+          <w:p>
+            <w:pPr>
+              <w:pStyle w:val="Compact"/>
+              <w:bidi/>
+            </w:pPr>
+            <w:r>
+              <w:rPr>
+                <w:b/>
+                <w:color w:val="FFFFFF"/>
                 <w:sz w:val="22"/>
                 <w:rtl/>
               </w:rPr>
@@ -7409,14 +7733,18 @@
           </w:p>
         </w:tc>
         <w:tc>
-          <w:tcPr/>
-          <w:p>
-            <w:pPr>
-              <w:pStyle w:val="Compact"/>
-              <w:bidi/>
-            </w:pPr>
-            <w:r>
-              <w:rPr>
+          <w:tcPr>
+            <w:shd w:val="clear" w:color="auto" w:fill="1E3A5F"/>
+          </w:tcPr>
+          <w:p>
+            <w:pPr>
+              <w:pStyle w:val="Compact"/>
+              <w:bidi/>
+            </w:pPr>
+            <w:r>
+              <w:rPr>
+                <w:b/>
+                <w:color w:val="FFFFFF"/>
                 <w:sz w:val="22"/>
                 <w:rtl/>
               </w:rPr>
@@ -7528,97 +7856,119 @@
       </w:tr>
       <w:tr>
         <w:tc>
-          <w:tcPr/>
-          <w:p>
-            <w:pPr>
-              <w:pStyle w:val="Compact"/>
-              <w:bidi/>
-            </w:pPr>
-          </w:p>
-        </w:tc>
-        <w:tc>
-          <w:tcPr/>
-          <w:p>
-            <w:pPr>
-              <w:pStyle w:val="Compact"/>
-              <w:bidi/>
-            </w:pPr>
-          </w:p>
-        </w:tc>
-        <w:tc>
-          <w:tcPr/>
-          <w:p>
-            <w:pPr>
-              <w:pStyle w:val="Compact"/>
-              <w:bidi/>
-            </w:pPr>
-          </w:p>
-        </w:tc>
-        <w:tc>
-          <w:tcPr/>
-          <w:p>
-            <w:pPr>
-              <w:pStyle w:val="Compact"/>
-              <w:bidi/>
-            </w:pPr>
-          </w:p>
-        </w:tc>
-        <w:tc>
-          <w:tcPr/>
-          <w:p>
-            <w:pPr>
-              <w:pStyle w:val="Compact"/>
-              <w:bidi/>
-            </w:pPr>
-          </w:p>
-        </w:tc>
-        <w:tc>
-          <w:tcPr/>
-          <w:p>
-            <w:pPr>
-              <w:pStyle w:val="Compact"/>
-              <w:bidi/>
-            </w:pPr>
-          </w:p>
-        </w:tc>
-        <w:tc>
-          <w:tcPr/>
-          <w:p>
-            <w:pPr>
-              <w:pStyle w:val="Compact"/>
-              <w:bidi/>
-            </w:pPr>
-          </w:p>
-        </w:tc>
-        <w:tc>
-          <w:tcPr/>
-          <w:p>
-            <w:pPr>
-              <w:pStyle w:val="Compact"/>
-              <w:bidi/>
-            </w:pPr>
-          </w:p>
-        </w:tc>
-        <w:tc>
-          <w:tcPr/>
-          <w:p>
-            <w:pPr>
-              <w:pStyle w:val="Compact"/>
-              <w:bidi/>
-            </w:pPr>
-          </w:p>
-        </w:tc>
-        <w:tc>
-          <w:tcPr/>
-          <w:p>
-            <w:pPr>
-              <w:pStyle w:val="Compact"/>
-              <w:bidi/>
-            </w:pPr>
-          </w:p>
-        </w:tc>
-        <w:tc>
-          <w:tcPr/>
+          <w:tcPr>
+            <w:shd w:val="clear" w:color="auto" w:fill="FAFCFE"/>
+          </w:tcPr>
+          <w:p>
+            <w:pPr>
+              <w:pStyle w:val="Compact"/>
+              <w:bidi/>
+            </w:pPr>
+          </w:p>
+        </w:tc>
+        <w:tc>
+          <w:tcPr>
+            <w:shd w:val="clear" w:color="auto" w:fill="FAFCFE"/>
+          </w:tcPr>
+          <w:p>
+            <w:pPr>
+              <w:pStyle w:val="Compact"/>
+              <w:bidi/>
+            </w:pPr>
+          </w:p>
+        </w:tc>
+        <w:tc>
+          <w:tcPr>
+            <w:shd w:val="clear" w:color="auto" w:fill="FAFCFE"/>
+          </w:tcPr>
+          <w:p>
+            <w:pPr>
+              <w:pStyle w:val="Compact"/>
+              <w:bidi/>
+            </w:pPr>
+          </w:p>
+        </w:tc>
+        <w:tc>
+          <w:tcPr>
+            <w:shd w:val="clear" w:color="auto" w:fill="FAFCFE"/>
+          </w:tcPr>
+          <w:p>
+            <w:pPr>
+              <w:pStyle w:val="Compact"/>
+              <w:bidi/>
+            </w:pPr>
+          </w:p>
+        </w:tc>
+        <w:tc>
+          <w:tcPr>
+            <w:shd w:val="clear" w:color="auto" w:fill="FAFCFE"/>
+          </w:tcPr>
+          <w:p>
+            <w:pPr>
+              <w:pStyle w:val="Compact"/>
+              <w:bidi/>
+            </w:pPr>
+          </w:p>
+        </w:tc>
+        <w:tc>
+          <w:tcPr>
+            <w:shd w:val="clear" w:color="auto" w:fill="FAFCFE"/>
+          </w:tcPr>
+          <w:p>
+            <w:pPr>
+              <w:pStyle w:val="Compact"/>
+              <w:bidi/>
+            </w:pPr>
+          </w:p>
+        </w:tc>
+        <w:tc>
+          <w:tcPr>
+            <w:shd w:val="clear" w:color="auto" w:fill="FAFCFE"/>
+          </w:tcPr>
+          <w:p>
+            <w:pPr>
+              <w:pStyle w:val="Compact"/>
+              <w:bidi/>
+            </w:pPr>
+          </w:p>
+        </w:tc>
+        <w:tc>
+          <w:tcPr>
+            <w:shd w:val="clear" w:color="auto" w:fill="FAFCFE"/>
+          </w:tcPr>
+          <w:p>
+            <w:pPr>
+              <w:pStyle w:val="Compact"/>
+              <w:bidi/>
+            </w:pPr>
+          </w:p>
+        </w:tc>
+        <w:tc>
+          <w:tcPr>
+            <w:shd w:val="clear" w:color="auto" w:fill="FAFCFE"/>
+          </w:tcPr>
+          <w:p>
+            <w:pPr>
+              <w:pStyle w:val="Compact"/>
+              <w:bidi/>
+            </w:pPr>
+          </w:p>
+        </w:tc>
+        <w:tc>
+          <w:tcPr>
+            <w:shd w:val="clear" w:color="auto" w:fill="FAFCFE"/>
+          </w:tcPr>
+          <w:p>
+            <w:pPr>
+              <w:pStyle w:val="Compact"/>
+              <w:bidi/>
+            </w:pPr>
+          </w:p>
+        </w:tc>
+        <w:tc>
+          <w:tcPr>
+            <w:shd w:val="clear" w:color="auto" w:fill="FAFCFE"/>
+          </w:tcPr>
           <w:p>
             <w:pPr>
               <w:pStyle w:val="Compact"/>
@@ -7730,97 +8080,119 @@
       </w:tr>
       <w:tr>
         <w:tc>
-          <w:tcPr/>
-          <w:p>
-            <w:pPr>
-              <w:pStyle w:val="Compact"/>
-              <w:bidi/>
-            </w:pPr>
-          </w:p>
-        </w:tc>
-        <w:tc>
-          <w:tcPr/>
-          <w:p>
-            <w:pPr>
-              <w:pStyle w:val="Compact"/>
-              <w:bidi/>
-            </w:pPr>
-          </w:p>
-        </w:tc>
-        <w:tc>
-          <w:tcPr/>
-          <w:p>
-            <w:pPr>
-              <w:pStyle w:val="Compact"/>
-              <w:bidi/>
-            </w:pPr>
-          </w:p>
-        </w:tc>
-        <w:tc>
-          <w:tcPr/>
-          <w:p>
-            <w:pPr>
-              <w:pStyle w:val="Compact"/>
-              <w:bidi/>
-            </w:pPr>
-          </w:p>
-        </w:tc>
-        <w:tc>
-          <w:tcPr/>
-          <w:p>
-            <w:pPr>
-              <w:pStyle w:val="Compact"/>
-              <w:bidi/>
-            </w:pPr>
-          </w:p>
-        </w:tc>
-        <w:tc>
-          <w:tcPr/>
-          <w:p>
-            <w:pPr>
-              <w:pStyle w:val="Compact"/>
-              <w:bidi/>
-            </w:pPr>
-          </w:p>
-        </w:tc>
-        <w:tc>
-          <w:tcPr/>
-          <w:p>
-            <w:pPr>
-              <w:pStyle w:val="Compact"/>
-              <w:bidi/>
-            </w:pPr>
-          </w:p>
-        </w:tc>
-        <w:tc>
-          <w:tcPr/>
-          <w:p>
-            <w:pPr>
-              <w:pStyle w:val="Compact"/>
-              <w:bidi/>
-            </w:pPr>
-          </w:p>
-        </w:tc>
-        <w:tc>
-          <w:tcPr/>
-          <w:p>
-            <w:pPr>
-              <w:pStyle w:val="Compact"/>
-              <w:bidi/>
-            </w:pPr>
-          </w:p>
-        </w:tc>
-        <w:tc>
-          <w:tcPr/>
-          <w:p>
-            <w:pPr>
-              <w:pStyle w:val="Compact"/>
-              <w:bidi/>
-            </w:pPr>
-          </w:p>
-        </w:tc>
-        <w:tc>
-          <w:tcPr/>
+          <w:tcPr>
+            <w:shd w:val="clear" w:color="auto" w:fill="FAFCFE"/>
+          </w:tcPr>
+          <w:p>
+            <w:pPr>
+              <w:pStyle w:val="Compact"/>
+              <w:bidi/>
+            </w:pPr>
+          </w:p>
+        </w:tc>
+        <w:tc>
+          <w:tcPr>
+            <w:shd w:val="clear" w:color="auto" w:fill="FAFCFE"/>
+          </w:tcPr>
+          <w:p>
+            <w:pPr>
+              <w:pStyle w:val="Compact"/>
+              <w:bidi/>
+            </w:pPr>
+          </w:p>
+        </w:tc>
+        <w:tc>
+          <w:tcPr>
+            <w:shd w:val="clear" w:color="auto" w:fill="FAFCFE"/>
+          </w:tcPr>
+          <w:p>
+            <w:pPr>
+              <w:pStyle w:val="Compact"/>
+              <w:bidi/>
+            </w:pPr>
+          </w:p>
+        </w:tc>
+        <w:tc>
+          <w:tcPr>
+            <w:shd w:val="clear" w:color="auto" w:fill="FAFCFE"/>
+          </w:tcPr>
+          <w:p>
+            <w:pPr>
+              <w:pStyle w:val="Compact"/>
+              <w:bidi/>
+            </w:pPr>
+          </w:p>
+        </w:tc>
+        <w:tc>
+          <w:tcPr>
+            <w:shd w:val="clear" w:color="auto" w:fill="FAFCFE"/>
+          </w:tcPr>
+          <w:p>
+            <w:pPr>
+              <w:pStyle w:val="Compact"/>
+              <w:bidi/>
+            </w:pPr>
+          </w:p>
+        </w:tc>
+        <w:tc>
+          <w:tcPr>
+            <w:shd w:val="clear" w:color="auto" w:fill="FAFCFE"/>
+          </w:tcPr>
+          <w:p>
+            <w:pPr>
+              <w:pStyle w:val="Compact"/>
+              <w:bidi/>
+            </w:pPr>
+          </w:p>
+        </w:tc>
+        <w:tc>
+          <w:tcPr>
+            <w:shd w:val="clear" w:color="auto" w:fill="FAFCFE"/>
+          </w:tcPr>
+          <w:p>
+            <w:pPr>
+              <w:pStyle w:val="Compact"/>
+              <w:bidi/>
+            </w:pPr>
+          </w:p>
+        </w:tc>
+        <w:tc>
+          <w:tcPr>
+            <w:shd w:val="clear" w:color="auto" w:fill="FAFCFE"/>
+          </w:tcPr>
+          <w:p>
+            <w:pPr>
+              <w:pStyle w:val="Compact"/>
+              <w:bidi/>
+            </w:pPr>
+          </w:p>
+        </w:tc>
+        <w:tc>
+          <w:tcPr>
+            <w:shd w:val="clear" w:color="auto" w:fill="FAFCFE"/>
+          </w:tcPr>
+          <w:p>
+            <w:pPr>
+              <w:pStyle w:val="Compact"/>
+              <w:bidi/>
+            </w:pPr>
+          </w:p>
+        </w:tc>
+        <w:tc>
+          <w:tcPr>
+            <w:shd w:val="clear" w:color="auto" w:fill="FAFCFE"/>
+          </w:tcPr>
+          <w:p>
+            <w:pPr>
+              <w:pStyle w:val="Compact"/>
+              <w:bidi/>
+            </w:pPr>
+          </w:p>
+        </w:tc>
+        <w:tc>
+          <w:tcPr>
+            <w:shd w:val="clear" w:color="auto" w:fill="FAFCFE"/>
+          </w:tcPr>
           <w:p>
             <w:pPr>
               <w:pStyle w:val="Compact"/>
